--- a/Orientacao-php.docx
+++ b/Orientacao-php.docx
@@ -97,6 +97,9 @@
     </w:p>
     <w:p>
       <w:r>
+        <w:rPr>
+          <w:noProof/>
+        </w:rPr>
         <w:drawing>
           <wp:inline distT="0" distB="0" distL="0" distR="0" wp14:anchorId="38691402" wp14:editId="79434FBF">
             <wp:extent cx="5419725" cy="3912577"/>
@@ -348,6 +351,7 @@
         <w:rPr>
           <w:b/>
           <w:bCs/>
+          <w:noProof/>
           <w:lang w:val="pt-PT"/>
         </w:rPr>
         <w:drawing>
@@ -464,6 +468,7 @@
         <w:rPr>
           <w:b/>
           <w:bCs/>
+          <w:noProof/>
           <w:lang w:val="pt-PT"/>
         </w:rPr>
         <w:drawing>
@@ -561,6 +566,7 @@
         <w:rPr>
           <w:b/>
           <w:bCs/>
+          <w:noProof/>
           <w:lang w:val="pt-PT"/>
         </w:rPr>
         <w:drawing>
@@ -645,6 +651,7 @@
         <w:rPr>
           <w:b/>
           <w:bCs/>
+          <w:noProof/>
           <w:lang w:val="pt-PT"/>
         </w:rPr>
         <w:drawing>
@@ -898,7 +905,503 @@
         <w:rPr>
           <w:lang w:val="pt-PT"/>
         </w:rPr>
-        <w:t>colocar como padrao a execução de XAMP como administrador.</w:t>
+        <w:t xml:space="preserve">clicar em </w:t>
+      </w:r>
+      <w:r>
+        <w:rPr>
+          <w:b/>
+          <w:bCs/>
+          <w:sz w:val="28"/>
+          <w:szCs w:val="28"/>
+          <w:lang w:val="pt-PT"/>
+        </w:rPr>
+        <w:t>start</w:t>
+      </w:r>
+      <w:r>
+        <w:rPr>
+          <w:sz w:val="28"/>
+          <w:szCs w:val="28"/>
+          <w:lang w:val="pt-PT"/>
+        </w:rPr>
+        <w:t xml:space="preserve"> </w:t>
+      </w:r>
+      <w:r>
+        <w:rPr>
+          <w:lang w:val="pt-PT"/>
+        </w:rPr>
+        <w:t xml:space="preserve">o servidor </w:t>
+      </w:r>
+      <w:r>
+        <w:rPr>
+          <w:b/>
+          <w:bCs/>
+          <w:sz w:val="28"/>
+          <w:szCs w:val="28"/>
+          <w:lang w:val="pt-PT"/>
+        </w:rPr>
+        <w:t>APACHE</w:t>
+      </w:r>
+    </w:p>
+    <w:p>
+      <w:pPr>
+        <w:ind w:left="1985"/>
+        <w:rPr>
+          <w:lang w:val="pt-PT"/>
+        </w:rPr>
+      </w:pPr>
+    </w:p>
+    <w:p>
+      <w:pPr>
+        <w:ind w:left="1985"/>
+        <w:rPr>
+          <w:lang w:val="pt-PT"/>
+        </w:rPr>
+      </w:pPr>
+    </w:p>
+    <w:p>
+      <w:pPr>
+        <w:ind w:left="1985"/>
+        <w:rPr>
+          <w:lang w:val="pt-PT"/>
+        </w:rPr>
+      </w:pPr>
+    </w:p>
+    <w:p>
+      <w:pPr>
+        <w:ind w:left="1985"/>
+        <w:rPr>
+          <w:lang w:val="pt-PT"/>
+        </w:rPr>
+      </w:pPr>
+    </w:p>
+    <w:p>
+      <w:pPr>
+        <w:ind w:left="1985"/>
+        <w:rPr>
+          <w:lang w:val="pt-PT"/>
+        </w:rPr>
+      </w:pPr>
+    </w:p>
+    <w:p>
+      <w:pPr>
+        <w:ind w:left="1985"/>
+        <w:rPr>
+          <w:lang w:val="pt-PT"/>
+        </w:rPr>
+      </w:pPr>
+    </w:p>
+    <w:p>
+      <w:pPr>
+        <w:ind w:left="1985"/>
+        <w:rPr>
+          <w:lang w:val="pt-PT"/>
+        </w:rPr>
+      </w:pPr>
+    </w:p>
+    <w:p>
+      <w:pPr>
+        <w:rPr>
+          <w:b/>
+          <w:bCs/>
+          <w:lang w:val="pt-PT"/>
+        </w:rPr>
+      </w:pPr>
+      <w:r>
+        <w:rPr>
+          <w:lang w:val="pt-PT"/>
+        </w:rPr>
+        <w:lastRenderedPageBreak/>
+        <w:t xml:space="preserve">Extensões vscode para </w:t>
+      </w:r>
+      <w:r>
+        <w:rPr>
+          <w:b/>
+          <w:bCs/>
+          <w:lang w:val="pt-PT"/>
+        </w:rPr>
+        <w:t>PHP</w:t>
+      </w:r>
+    </w:p>
+    <w:p>
+      <w:pPr>
+        <w:rPr>
+          <w:lang w:val="pt-PT"/>
+        </w:rPr>
+      </w:pPr>
+    </w:p>
+    <w:p>
+      <w:pPr>
+        <w:rPr>
+          <w:lang w:val="pt-PT"/>
+        </w:rPr>
+      </w:pPr>
+      <w:r>
+        <w:rPr>
+          <w:lang w:val="pt-PT"/>
+        </w:rPr>
+        <w:drawing>
+          <wp:inline distT="0" distB="0" distL="0" distR="0" wp14:anchorId="3AA7094D" wp14:editId="6DC1AB9F">
+            <wp:extent cx="5612130" cy="1271905"/>
+            <wp:effectExtent l="0" t="0" r="7620" b="4445"/>
+            <wp:docPr id="2060243951" name="Imagem 1"/>
+            <wp:cNvGraphicFramePr>
+              <a:graphicFrameLocks xmlns:a="http://schemas.openxmlformats.org/drawingml/2006/main" noChangeAspect="1"/>
+            </wp:cNvGraphicFramePr>
+            <a:graphic xmlns:a="http://schemas.openxmlformats.org/drawingml/2006/main">
+              <a:graphicData uri="http://schemas.openxmlformats.org/drawingml/2006/picture">
+                <pic:pic xmlns:pic="http://schemas.openxmlformats.org/drawingml/2006/picture">
+                  <pic:nvPicPr>
+                    <pic:cNvPr id="2060243951" name=""/>
+                    <pic:cNvPicPr/>
+                  </pic:nvPicPr>
+                  <pic:blipFill>
+                    <a:blip r:embed="rId12"/>
+                    <a:stretch>
+                      <a:fillRect/>
+                    </a:stretch>
+                  </pic:blipFill>
+                  <pic:spPr>
+                    <a:xfrm>
+                      <a:off x="0" y="0"/>
+                      <a:ext cx="5612130" cy="1271905"/>
+                    </a:xfrm>
+                    <a:prstGeom prst="rect">
+                      <a:avLst/>
+                    </a:prstGeom>
+                  </pic:spPr>
+                </pic:pic>
+              </a:graphicData>
+            </a:graphic>
+          </wp:inline>
+        </w:drawing>
+      </w:r>
+    </w:p>
+    <w:p>
+      <w:pPr>
+        <w:rPr>
+          <w:lang w:val="pt-PT"/>
+        </w:rPr>
+      </w:pPr>
+    </w:p>
+    <w:p>
+      <w:pPr>
+        <w:rPr>
+          <w:lang w:val="pt-PT"/>
+        </w:rPr>
+      </w:pPr>
+      <w:r>
+        <w:rPr>
+          <w:lang w:val="pt-PT"/>
+        </w:rPr>
+        <w:drawing>
+          <wp:inline distT="0" distB="0" distL="0" distR="0" wp14:anchorId="52296FA3" wp14:editId="49770834">
+            <wp:extent cx="5612130" cy="1163320"/>
+            <wp:effectExtent l="0" t="0" r="7620" b="0"/>
+            <wp:docPr id="1933475943" name="Imagem 1"/>
+            <wp:cNvGraphicFramePr>
+              <a:graphicFrameLocks xmlns:a="http://schemas.openxmlformats.org/drawingml/2006/main" noChangeAspect="1"/>
+            </wp:cNvGraphicFramePr>
+            <a:graphic xmlns:a="http://schemas.openxmlformats.org/drawingml/2006/main">
+              <a:graphicData uri="http://schemas.openxmlformats.org/drawingml/2006/picture">
+                <pic:pic xmlns:pic="http://schemas.openxmlformats.org/drawingml/2006/picture">
+                  <pic:nvPicPr>
+                    <pic:cNvPr id="1933475943" name=""/>
+                    <pic:cNvPicPr/>
+                  </pic:nvPicPr>
+                  <pic:blipFill>
+                    <a:blip r:embed="rId13"/>
+                    <a:stretch>
+                      <a:fillRect/>
+                    </a:stretch>
+                  </pic:blipFill>
+                  <pic:spPr>
+                    <a:xfrm>
+                      <a:off x="0" y="0"/>
+                      <a:ext cx="5612130" cy="1163320"/>
+                    </a:xfrm>
+                    <a:prstGeom prst="rect">
+                      <a:avLst/>
+                    </a:prstGeom>
+                  </pic:spPr>
+                </pic:pic>
+              </a:graphicData>
+            </a:graphic>
+          </wp:inline>
+        </w:drawing>
+      </w:r>
+    </w:p>
+    <w:p>
+      <w:pPr>
+        <w:rPr>
+          <w:lang w:val="pt-PT"/>
+        </w:rPr>
+      </w:pPr>
+    </w:p>
+    <w:p>
+      <w:pPr>
+        <w:rPr>
+          <w:lang w:val="pt-PT"/>
+        </w:rPr>
+      </w:pPr>
+      <w:r>
+        <w:rPr>
+          <w:lang w:val="pt-PT"/>
+        </w:rPr>
+        <w:drawing>
+          <wp:inline distT="0" distB="0" distL="0" distR="0" wp14:anchorId="2EFC099F" wp14:editId="1609F500">
+            <wp:extent cx="5563376" cy="1400370"/>
+            <wp:effectExtent l="0" t="0" r="0" b="9525"/>
+            <wp:docPr id="666501378" name="Imagem 1"/>
+            <wp:cNvGraphicFramePr>
+              <a:graphicFrameLocks xmlns:a="http://schemas.openxmlformats.org/drawingml/2006/main" noChangeAspect="1"/>
+            </wp:cNvGraphicFramePr>
+            <a:graphic xmlns:a="http://schemas.openxmlformats.org/drawingml/2006/main">
+              <a:graphicData uri="http://schemas.openxmlformats.org/drawingml/2006/picture">
+                <pic:pic xmlns:pic="http://schemas.openxmlformats.org/drawingml/2006/picture">
+                  <pic:nvPicPr>
+                    <pic:cNvPr id="666501378" name=""/>
+                    <pic:cNvPicPr/>
+                  </pic:nvPicPr>
+                  <pic:blipFill>
+                    <a:blip r:embed="rId14"/>
+                    <a:stretch>
+                      <a:fillRect/>
+                    </a:stretch>
+                  </pic:blipFill>
+                  <pic:spPr>
+                    <a:xfrm>
+                      <a:off x="0" y="0"/>
+                      <a:ext cx="5563376" cy="1400370"/>
+                    </a:xfrm>
+                    <a:prstGeom prst="rect">
+                      <a:avLst/>
+                    </a:prstGeom>
+                  </pic:spPr>
+                </pic:pic>
+              </a:graphicData>
+            </a:graphic>
+          </wp:inline>
+        </w:drawing>
+      </w:r>
+    </w:p>
+    <w:p>
+      <w:pPr>
+        <w:rPr>
+          <w:lang w:val="pt-PT"/>
+        </w:rPr>
+      </w:pPr>
+    </w:p>
+    <w:p>
+      <w:pPr>
+        <w:rPr>
+          <w:lang w:val="pt-PT"/>
+        </w:rPr>
+      </w:pPr>
+      <w:r>
+        <w:rPr>
+          <w:lang w:val="pt-PT"/>
+        </w:rPr>
+        <w:lastRenderedPageBreak/>
+        <w:drawing>
+          <wp:inline distT="0" distB="0" distL="0" distR="0" wp14:anchorId="0A848F21" wp14:editId="1A73A295">
+            <wp:extent cx="4172532" cy="4401164"/>
+            <wp:effectExtent l="0" t="0" r="0" b="0"/>
+            <wp:docPr id="1232883513" name="Imagem 1"/>
+            <wp:cNvGraphicFramePr>
+              <a:graphicFrameLocks xmlns:a="http://schemas.openxmlformats.org/drawingml/2006/main" noChangeAspect="1"/>
+            </wp:cNvGraphicFramePr>
+            <a:graphic xmlns:a="http://schemas.openxmlformats.org/drawingml/2006/main">
+              <a:graphicData uri="http://schemas.openxmlformats.org/drawingml/2006/picture">
+                <pic:pic xmlns:pic="http://schemas.openxmlformats.org/drawingml/2006/picture">
+                  <pic:nvPicPr>
+                    <pic:cNvPr id="1232883513" name=""/>
+                    <pic:cNvPicPr/>
+                  </pic:nvPicPr>
+                  <pic:blipFill>
+                    <a:blip r:embed="rId15"/>
+                    <a:stretch>
+                      <a:fillRect/>
+                    </a:stretch>
+                  </pic:blipFill>
+                  <pic:spPr>
+                    <a:xfrm>
+                      <a:off x="0" y="0"/>
+                      <a:ext cx="4172532" cy="4401164"/>
+                    </a:xfrm>
+                    <a:prstGeom prst="rect">
+                      <a:avLst/>
+                    </a:prstGeom>
+                  </pic:spPr>
+                </pic:pic>
+              </a:graphicData>
+            </a:graphic>
+          </wp:inline>
+        </w:drawing>
+      </w:r>
+    </w:p>
+    <w:p>
+      <w:pPr>
+        <w:rPr>
+          <w:lang w:val="pt-PT"/>
+        </w:rPr>
+      </w:pPr>
+    </w:p>
+    <w:p>
+      <w:pPr>
+        <w:rPr>
+          <w:lang w:val="pt-PT"/>
+        </w:rPr>
+      </w:pPr>
+      <w:r>
+        <w:rPr>
+          <w:lang w:val="pt-PT"/>
+        </w:rPr>
+        <w:lastRenderedPageBreak/>
+        <w:drawing>
+          <wp:inline distT="0" distB="0" distL="0" distR="0" wp14:anchorId="74C07D4D" wp14:editId="1793E8C3">
+            <wp:extent cx="4134427" cy="4734586"/>
+            <wp:effectExtent l="0" t="0" r="0" b="8890"/>
+            <wp:docPr id="2029456499" name="Imagem 1"/>
+            <wp:cNvGraphicFramePr>
+              <a:graphicFrameLocks xmlns:a="http://schemas.openxmlformats.org/drawingml/2006/main" noChangeAspect="1"/>
+            </wp:cNvGraphicFramePr>
+            <a:graphic xmlns:a="http://schemas.openxmlformats.org/drawingml/2006/main">
+              <a:graphicData uri="http://schemas.openxmlformats.org/drawingml/2006/picture">
+                <pic:pic xmlns:pic="http://schemas.openxmlformats.org/drawingml/2006/picture">
+                  <pic:nvPicPr>
+                    <pic:cNvPr id="2029456499" name=""/>
+                    <pic:cNvPicPr/>
+                  </pic:nvPicPr>
+                  <pic:blipFill>
+                    <a:blip r:embed="rId16"/>
+                    <a:stretch>
+                      <a:fillRect/>
+                    </a:stretch>
+                  </pic:blipFill>
+                  <pic:spPr>
+                    <a:xfrm>
+                      <a:off x="0" y="0"/>
+                      <a:ext cx="4134427" cy="4734586"/>
+                    </a:xfrm>
+                    <a:prstGeom prst="rect">
+                      <a:avLst/>
+                    </a:prstGeom>
+                  </pic:spPr>
+                </pic:pic>
+              </a:graphicData>
+            </a:graphic>
+          </wp:inline>
+        </w:drawing>
+      </w:r>
+    </w:p>
+    <w:p>
+      <w:pPr>
+        <w:rPr>
+          <w:lang w:val="pt-PT"/>
+        </w:rPr>
+      </w:pPr>
+    </w:p>
+    <w:p>
+      <w:pPr>
+        <w:rPr>
+          <w:lang w:val="pt-PT"/>
+        </w:rPr>
+      </w:pPr>
+      <w:r>
+        <w:rPr>
+          <w:lang w:val="pt-PT"/>
+        </w:rPr>
+        <w:lastRenderedPageBreak/>
+        <w:drawing>
+          <wp:inline distT="0" distB="0" distL="0" distR="0" wp14:anchorId="56E42853" wp14:editId="09EBEF71">
+            <wp:extent cx="2410161" cy="4105848"/>
+            <wp:effectExtent l="0" t="0" r="9525" b="9525"/>
+            <wp:docPr id="1645551241" name="Imagem 1"/>
+            <wp:cNvGraphicFramePr>
+              <a:graphicFrameLocks xmlns:a="http://schemas.openxmlformats.org/drawingml/2006/main" noChangeAspect="1"/>
+            </wp:cNvGraphicFramePr>
+            <a:graphic xmlns:a="http://schemas.openxmlformats.org/drawingml/2006/main">
+              <a:graphicData uri="http://schemas.openxmlformats.org/drawingml/2006/picture">
+                <pic:pic xmlns:pic="http://schemas.openxmlformats.org/drawingml/2006/picture">
+                  <pic:nvPicPr>
+                    <pic:cNvPr id="1645551241" name=""/>
+                    <pic:cNvPicPr/>
+                  </pic:nvPicPr>
+                  <pic:blipFill>
+                    <a:blip r:embed="rId17"/>
+                    <a:stretch>
+                      <a:fillRect/>
+                    </a:stretch>
+                  </pic:blipFill>
+                  <pic:spPr>
+                    <a:xfrm>
+                      <a:off x="0" y="0"/>
+                      <a:ext cx="2410161" cy="4105848"/>
+                    </a:xfrm>
+                    <a:prstGeom prst="rect">
+                      <a:avLst/>
+                    </a:prstGeom>
+                  </pic:spPr>
+                </pic:pic>
+              </a:graphicData>
+            </a:graphic>
+          </wp:inline>
+        </w:drawing>
+      </w:r>
+    </w:p>
+    <w:p>
+      <w:pPr>
+        <w:rPr>
+          <w:lang w:val="pt-PT"/>
+        </w:rPr>
+      </w:pPr>
+    </w:p>
+    <w:p>
+      <w:pPr>
+        <w:rPr>
+          <w:lang w:val="pt-PT"/>
+        </w:rPr>
+      </w:pPr>
+      <w:r>
+        <w:rPr>
+          <w:lang w:val="pt-PT"/>
+        </w:rPr>
+        <w:lastRenderedPageBreak/>
+        <w:drawing>
+          <wp:inline distT="0" distB="0" distL="0" distR="0" wp14:anchorId="681558C8" wp14:editId="15FBD1FE">
+            <wp:extent cx="2305372" cy="4782217"/>
+            <wp:effectExtent l="0" t="0" r="0" b="0"/>
+            <wp:docPr id="724443055" name="Imagem 1"/>
+            <wp:cNvGraphicFramePr>
+              <a:graphicFrameLocks xmlns:a="http://schemas.openxmlformats.org/drawingml/2006/main" noChangeAspect="1"/>
+            </wp:cNvGraphicFramePr>
+            <a:graphic xmlns:a="http://schemas.openxmlformats.org/drawingml/2006/main">
+              <a:graphicData uri="http://schemas.openxmlformats.org/drawingml/2006/picture">
+                <pic:pic xmlns:pic="http://schemas.openxmlformats.org/drawingml/2006/picture">
+                  <pic:nvPicPr>
+                    <pic:cNvPr id="724443055" name=""/>
+                    <pic:cNvPicPr/>
+                  </pic:nvPicPr>
+                  <pic:blipFill>
+                    <a:blip r:embed="rId18"/>
+                    <a:stretch>
+                      <a:fillRect/>
+                    </a:stretch>
+                  </pic:blipFill>
+                  <pic:spPr>
+                    <a:xfrm>
+                      <a:off x="0" y="0"/>
+                      <a:ext cx="2305372" cy="4782217"/>
+                    </a:xfrm>
+                    <a:prstGeom prst="rect">
+                      <a:avLst/>
+                    </a:prstGeom>
+                  </pic:spPr>
+                </pic:pic>
+              </a:graphicData>
+            </a:graphic>
+          </wp:inline>
+        </w:drawing>
       </w:r>
     </w:p>
     <w:p>

--- a/Orientacao-php.docx
+++ b/Orientacao-php.docx
@@ -1037,6 +1037,7 @@
       </w:pPr>
       <w:r>
         <w:rPr>
+          <w:noProof/>
           <w:lang w:val="pt-PT"/>
         </w:rPr>
         <w:drawing>
@@ -1091,6 +1092,7 @@
       </w:pPr>
       <w:r>
         <w:rPr>
+          <w:noProof/>
           <w:lang w:val="pt-PT"/>
         </w:rPr>
         <w:drawing>
@@ -1145,6 +1147,7 @@
       </w:pPr>
       <w:r>
         <w:rPr>
+          <w:noProof/>
           <w:lang w:val="pt-PT"/>
         </w:rPr>
         <w:drawing>
@@ -1199,6 +1202,7 @@
       </w:pPr>
       <w:r>
         <w:rPr>
+          <w:noProof/>
           <w:lang w:val="pt-PT"/>
         </w:rPr>
         <w:lastRenderedPageBreak/>
@@ -1254,6 +1258,7 @@
       </w:pPr>
       <w:r>
         <w:rPr>
+          <w:noProof/>
           <w:lang w:val="pt-PT"/>
         </w:rPr>
         <w:lastRenderedPageBreak/>
@@ -1309,6 +1314,7 @@
       </w:pPr>
       <w:r>
         <w:rPr>
+          <w:noProof/>
           <w:lang w:val="pt-PT"/>
         </w:rPr>
         <w:lastRenderedPageBreak/>
@@ -1364,13 +1370,13 @@
       </w:pPr>
       <w:r>
         <w:rPr>
-          <w:lang w:val="pt-PT"/>
-        </w:rPr>
-        <w:lastRenderedPageBreak/>
+          <w:noProof/>
+          <w:lang w:val="pt-PT"/>
+        </w:rPr>
         <w:drawing>
-          <wp:inline distT="0" distB="0" distL="0" distR="0" wp14:anchorId="681558C8" wp14:editId="15FBD1FE">
-            <wp:extent cx="2305372" cy="4782217"/>
-            <wp:effectExtent l="0" t="0" r="0" b="0"/>
+          <wp:inline distT="0" distB="0" distL="0" distR="0" wp14:anchorId="681558C8" wp14:editId="647C83B7">
+            <wp:extent cx="2305050" cy="2143856"/>
+            <wp:effectExtent l="0" t="0" r="0" b="8890"/>
             <wp:docPr id="724443055" name="Imagem 1"/>
             <wp:cNvGraphicFramePr>
               <a:graphicFrameLocks xmlns:a="http://schemas.openxmlformats.org/drawingml/2006/main" noChangeAspect="1"/>
@@ -1382,20 +1388,29 @@
                     <pic:cNvPr id="724443055" name=""/>
                     <pic:cNvPicPr/>
                   </pic:nvPicPr>
-                  <pic:blipFill>
+                  <pic:blipFill rotWithShape="1">
                     <a:blip r:embed="rId18"/>
+                    <a:srcRect t="55164"/>
                     <a:stretch>
                       <a:fillRect/>
                     </a:stretch>
                   </pic:blipFill>
-                  <pic:spPr>
+                  <pic:spPr bwMode="auto">
                     <a:xfrm>
                       <a:off x="0" y="0"/>
-                      <a:ext cx="2305372" cy="4782217"/>
+                      <a:ext cx="2305372" cy="2144155"/>
                     </a:xfrm>
                     <a:prstGeom prst="rect">
                       <a:avLst/>
                     </a:prstGeom>
+                    <a:ln>
+                      <a:noFill/>
+                    </a:ln>
+                    <a:extLst>
+                      <a:ext uri="{53640926-AAD7-44D8-BBD7-CCE9431645EC}">
+                        <a14:shadowObscured xmlns:a14="http://schemas.microsoft.com/office/drawing/2010/main"/>
+                      </a:ext>
+                    </a:extLst>
                   </pic:spPr>
                 </pic:pic>
               </a:graphicData>
